--- a/04-Gotowe_Laborki/Lab_06/Sprawozdanie_Lab_06.docx
+++ b/04-Gotowe_Laborki/Lab_06/Sprawozdanie_Lab_06.docx
@@ -8,6 +8,7 @@
       </w:pPr>
       <w:r>
         <w:rPr>
+          <w:rFonts w:ascii="Arial" w:hAnsi="Arial"/>
           <w:b/>
           <w:color w:val="1A478A"/>
           <w:sz w:val="36"/>
@@ -21,7 +22,8 @@
       </w:pPr>
       <w:r>
         <w:rPr>
-          <w:i/>
+          <w:rFonts w:ascii="Arial" w:hAnsi="Arial"/>
+          <w:b/>
           <w:sz w:val="26"/>
         </w:rPr>
         <w:t>Temat: Bazy danych XML w 3NF, DTD, Arkusze XSL oraz SimpleXML</w:t>
@@ -37,18 +39,26 @@
         <w:tblLook w:firstColumn="1" w:firstRow="1" w:lastColumn="0" w:lastRow="0" w:noHBand="0" w:noVBand="1" w:val="04A0"/>
       </w:tblPr>
       <w:tblGrid>
-        <w:gridCol w:w="4968"/>
-        <w:gridCol w:w="4968"/>
+        <w:gridCol w:w="4320"/>
+        <w:gridCol w:w="4320"/>
       </w:tblGrid>
       <w:tr>
         <w:tc>
           <w:tcPr>
             <w:tcW w:type="dxa" w:w="3600"/>
+            <w:tcMar>
+              <w:top w:w="80" w:type="dxa"/>
+              <w:bottom w:w="80" w:type="dxa"/>
+              <w:left w:w="120" w:type="dxa"/>
+              <w:right w:w="120" w:type="dxa"/>
+            </w:tcMar>
           </w:tcPr>
           <w:p>
             <w:r>
               <w:rPr>
+                <w:rFonts w:ascii="Arial" w:hAnsi="Arial"/>
                 <w:b/>
+                <w:sz w:val="20"/>
               </w:rPr>
               <w:t>Kierunek / Semestr / Grupa:</w:t>
             </w:r>
@@ -56,10 +66,20 @@
         </w:tc>
         <w:tc>
           <w:tcPr>
-            <w:tcW w:type="dxa" w:w="6480"/>
+            <w:tcW w:type="dxa" w:w="6048"/>
+            <w:tcMar>
+              <w:top w:w="80" w:type="dxa"/>
+              <w:bottom w:w="80" w:type="dxa"/>
+              <w:left w:w="120" w:type="dxa"/>
+              <w:right w:w="120" w:type="dxa"/>
+            </w:tcMar>
           </w:tcPr>
           <w:p>
             <w:r>
+              <w:rPr>
+                <w:rFonts w:ascii="Arial" w:hAnsi="Arial"/>
+                <w:sz w:val="20"/>
+              </w:rPr>
               <w:t>Informatyka / Semestr 5 / 3ID11B</w:t>
             </w:r>
           </w:p>
@@ -69,11 +89,19 @@
         <w:tc>
           <w:tcPr>
             <w:tcW w:type="dxa" w:w="3600"/>
+            <w:tcMar>
+              <w:top w:w="80" w:type="dxa"/>
+              <w:bottom w:w="80" w:type="dxa"/>
+              <w:left w:w="120" w:type="dxa"/>
+              <w:right w:w="120" w:type="dxa"/>
+            </w:tcMar>
           </w:tcPr>
           <w:p>
             <w:r>
               <w:rPr>
+                <w:rFonts w:ascii="Arial" w:hAnsi="Arial"/>
                 <w:b/>
+                <w:sz w:val="20"/>
               </w:rPr>
               <w:t>Zespół laboratoryjny:</w:t>
             </w:r>
@@ -81,10 +109,20 @@
         </w:tc>
         <w:tc>
           <w:tcPr>
-            <w:tcW w:type="dxa" w:w="6480"/>
+            <w:tcW w:type="dxa" w:w="6048"/>
+            <w:tcMar>
+              <w:top w:w="80" w:type="dxa"/>
+              <w:bottom w:w="80" w:type="dxa"/>
+              <w:left w:w="120" w:type="dxa"/>
+              <w:right w:w="120" w:type="dxa"/>
+            </w:tcMar>
           </w:tcPr>
           <w:p>
             <w:r>
+              <w:rPr>
+                <w:rFonts w:ascii="Arial" w:hAnsi="Arial"/>
+                <w:sz w:val="20"/>
+              </w:rPr>
               <w:t>Artem Hizhovskyi, Ihor Namachynskyi</w:t>
             </w:r>
           </w:p>
@@ -94,11 +132,19 @@
         <w:tc>
           <w:tcPr>
             <w:tcW w:type="dxa" w:w="3600"/>
+            <w:tcMar>
+              <w:top w:w="80" w:type="dxa"/>
+              <w:bottom w:w="80" w:type="dxa"/>
+              <w:left w:w="120" w:type="dxa"/>
+              <w:right w:w="120" w:type="dxa"/>
+            </w:tcMar>
           </w:tcPr>
           <w:p>
             <w:r>
               <w:rPr>
+                <w:rFonts w:ascii="Arial" w:hAnsi="Arial"/>
                 <w:b/>
+                <w:sz w:val="20"/>
               </w:rPr>
               <w:t>Numery albumów:</w:t>
             </w:r>
@@ -106,10 +152,20 @@
         </w:tc>
         <w:tc>
           <w:tcPr>
-            <w:tcW w:type="dxa" w:w="6480"/>
+            <w:tcW w:type="dxa" w:w="6048"/>
+            <w:tcMar>
+              <w:top w:w="80" w:type="dxa"/>
+              <w:bottom w:w="80" w:type="dxa"/>
+              <w:left w:w="120" w:type="dxa"/>
+              <w:right w:w="120" w:type="dxa"/>
+            </w:tcMar>
           </w:tcPr>
           <w:p>
             <w:r>
+              <w:rPr>
+                <w:rFonts w:ascii="Arial" w:hAnsi="Arial"/>
+                <w:sz w:val="20"/>
+              </w:rPr>
               <w:t>s097882 (97882), s097889 (97889)</w:t>
             </w:r>
           </w:p>
@@ -119,11 +175,19 @@
         <w:tc>
           <w:tcPr>
             <w:tcW w:type="dxa" w:w="3600"/>
+            <w:tcMar>
+              <w:top w:w="80" w:type="dxa"/>
+              <w:bottom w:w="80" w:type="dxa"/>
+              <w:left w:w="120" w:type="dxa"/>
+              <w:right w:w="120" w:type="dxa"/>
+            </w:tcMar>
           </w:tcPr>
           <w:p>
             <w:r>
               <w:rPr>
+                <w:rFonts w:ascii="Arial" w:hAnsi="Arial"/>
                 <w:b/>
+                <w:sz w:val="20"/>
               </w:rPr>
               <w:t>Prowadzący zajęcia:</w:t>
             </w:r>
@@ -131,10 +195,20 @@
         </w:tc>
         <w:tc>
           <w:tcPr>
-            <w:tcW w:type="dxa" w:w="6480"/>
+            <w:tcW w:type="dxa" w:w="6048"/>
+            <w:tcMar>
+              <w:top w:w="80" w:type="dxa"/>
+              <w:bottom w:w="80" w:type="dxa"/>
+              <w:left w:w="120" w:type="dxa"/>
+              <w:right w:w="120" w:type="dxa"/>
+            </w:tcMar>
           </w:tcPr>
           <w:p>
             <w:r>
+              <w:rPr>
+                <w:rFonts w:ascii="Arial" w:hAnsi="Arial"/>
+                <w:sz w:val="20"/>
+              </w:rPr>
               <w:t>Dr inż. Jarosław Wikarek</w:t>
             </w:r>
           </w:p>
@@ -144,11 +218,19 @@
         <w:tc>
           <w:tcPr>
             <w:tcW w:type="dxa" w:w="3600"/>
+            <w:tcMar>
+              <w:top w:w="80" w:type="dxa"/>
+              <w:bottom w:w="80" w:type="dxa"/>
+              <w:left w:w="120" w:type="dxa"/>
+              <w:right w:w="120" w:type="dxa"/>
+            </w:tcMar>
           </w:tcPr>
           <w:p>
             <w:r>
               <w:rPr>
+                <w:rFonts w:ascii="Arial" w:hAnsi="Arial"/>
                 <w:b/>
+                <w:sz w:val="20"/>
               </w:rPr>
               <w:t>Data wykonania ćwiczenia:</w:t>
             </w:r>
@@ -156,10 +238,20 @@
         </w:tc>
         <w:tc>
           <w:tcPr>
-            <w:tcW w:type="dxa" w:w="6480"/>
+            <w:tcW w:type="dxa" w:w="6048"/>
+            <w:tcMar>
+              <w:top w:w="80" w:type="dxa"/>
+              <w:bottom w:w="80" w:type="dxa"/>
+              <w:left w:w="120" w:type="dxa"/>
+              <w:right w:w="120" w:type="dxa"/>
+            </w:tcMar>
           </w:tcPr>
           <w:p>
             <w:r>
+              <w:rPr>
+                <w:rFonts w:ascii="Arial" w:hAnsi="Arial"/>
+                <w:sz w:val="20"/>
+              </w:rPr>
               <w:t>Październik 2026 r.</w:t>
             </w:r>
           </w:p>
@@ -168,52 +260,281 @@
     </w:tbl>
     <w:p>
       <w:pPr>
+        <w:spacing w:after="240"/>
+      </w:pPr>
+    </w:p>
+    <w:p>
+      <w:pPr>
         <w:pStyle w:val="Heading2"/>
-        <w:spacing w:before="240"/>
+        <w:spacing w:before="280" w:after="80"/>
       </w:pPr>
       <w:r>
-        <w:t>1. Poprawnie zaprojektowana baza danych w 3NF (DTD) - 50p</w:t>
-      </w:r>
-    </w:p>
-    <w:p>
-      <w:r>
-        <w:t>Zaprojektowano baze danych XML spelniajaca wymogi 3 postaci normalnej (3NF) umieszczajac wszystkie dane i struktury kontrolne DTD w jednym pliku baza.xml. Zastosowano mechanizm atrybutow ID jako kluczy glownych oraz IDREF jako kluczy obcych laczacych encje w relacji.</w:t>
+        <w:rPr>
+          <w:rFonts w:ascii="Arial" w:hAnsi="Arial"/>
+          <w:b/>
+          <w:color w:val="1A478A"/>
+          <w:sz w:val="26"/>
+        </w:rPr>
+        <w:t>1. Poprawnie zaprojektowana baza danych w 3NF z DTD - 50p</w:t>
       </w:r>
     </w:p>
     <w:p>
       <w:pPr>
+        <w:spacing w:line="276" w:lineRule="auto" w:after="80"/>
+      </w:pPr>
+      <w:r>
+        <w:rPr>
+          <w:rFonts w:ascii="Arial" w:hAnsi="Arial"/>
+          <w:sz w:val="21"/>
+        </w:rPr>
+        <w:t>Zaprojektowano strukturę bazy danych XML spełniającą rygorystyczne wymagania trzeciej postaci normalnej (3NF) dla wszystkich 9 wariantów tematycznych (Warianty A - I):</w:t>
+      </w:r>
+    </w:p>
+    <w:p>
+      <w:pPr>
+        <w:spacing w:line="276" w:lineRule="auto" w:after="80"/>
+      </w:pPr>
+      <w:r>
+        <w:rPr>
+          <w:rFonts w:ascii="Arial" w:hAnsi="Arial"/>
+          <w:sz w:val="21"/>
+        </w:rPr>
+        <w:t>- Wariant A: Klient – kupuje – towar,</w:t>
+      </w:r>
+    </w:p>
+    <w:p>
+      <w:pPr>
+        <w:spacing w:line="276" w:lineRule="auto" w:after="80"/>
+      </w:pPr>
+      <w:r>
+        <w:rPr>
+          <w:rFonts w:ascii="Arial" w:hAnsi="Arial"/>
+          <w:sz w:val="21"/>
+        </w:rPr>
+        <w:t>- Wariant B: Student – otrzymuje ocenę – przedmiot,</w:t>
+      </w:r>
+    </w:p>
+    <w:p>
+      <w:pPr>
+        <w:spacing w:line="276" w:lineRule="auto" w:after="80"/>
+      </w:pPr>
+      <w:r>
+        <w:rPr>
+          <w:rFonts w:ascii="Arial" w:hAnsi="Arial"/>
+          <w:sz w:val="21"/>
+        </w:rPr>
+        <w:t>- Wariant C: Czytelnik – wypożycza – książka,</w:t>
+      </w:r>
+    </w:p>
+    <w:p>
+      <w:pPr>
+        <w:spacing w:line="276" w:lineRule="auto" w:after="80"/>
+      </w:pPr>
+      <w:r>
+        <w:rPr>
+          <w:rFonts w:ascii="Arial" w:hAnsi="Arial"/>
+          <w:sz w:val="21"/>
+        </w:rPr>
+        <w:t>- Wariant D: Widz – rezerwuje bilet – spektakl,</w:t>
+      </w:r>
+    </w:p>
+    <w:p>
+      <w:pPr>
+        <w:spacing w:line="276" w:lineRule="auto" w:after="80"/>
+      </w:pPr>
+      <w:r>
+        <w:rPr>
+          <w:rFonts w:ascii="Arial" w:hAnsi="Arial"/>
+          <w:sz w:val="21"/>
+        </w:rPr>
+        <w:t>- Wariant E: Pacjent – rejestruje wizytę – lekarz,</w:t>
+      </w:r>
+    </w:p>
+    <w:p>
+      <w:pPr>
+        <w:spacing w:line="276" w:lineRule="auto" w:after="80"/>
+      </w:pPr>
+      <w:r>
+        <w:rPr>
+          <w:rFonts w:ascii="Arial" w:hAnsi="Arial"/>
+          <w:sz w:val="21"/>
+        </w:rPr>
+        <w:t>- Wariant F: Uczestnik – zapisuje się – wycieczka,</w:t>
+      </w:r>
+    </w:p>
+    <w:p>
+      <w:pPr>
+        <w:spacing w:line="276" w:lineRule="auto" w:after="80"/>
+      </w:pPr>
+      <w:r>
+        <w:rPr>
+          <w:rFonts w:ascii="Arial" w:hAnsi="Arial"/>
+          <w:sz w:val="21"/>
+        </w:rPr>
+        <w:t>- Wariant G: Wykładowca – prowadzi – zajęcia,</w:t>
+      </w:r>
+    </w:p>
+    <w:p>
+      <w:pPr>
+        <w:spacing w:line="276" w:lineRule="auto" w:after="80"/>
+      </w:pPr>
+      <w:r>
+        <w:rPr>
+          <w:rFonts w:ascii="Arial" w:hAnsi="Arial"/>
+          <w:sz w:val="21"/>
+        </w:rPr>
+        <w:t>- Wariant H: Pracownik – zajmuje – stanowisko,</w:t>
+      </w:r>
+    </w:p>
+    <w:p>
+      <w:pPr>
+        <w:spacing w:line="276" w:lineRule="auto" w:after="80"/>
+      </w:pPr>
+      <w:r>
+        <w:rPr>
+          <w:rFonts w:ascii="Arial" w:hAnsi="Arial"/>
+          <w:sz w:val="21"/>
+        </w:rPr>
+        <w:t>- Wariant I: Pasażer – rezerwuje lot – samolot.</w:t>
+      </w:r>
+    </w:p>
+    <w:p>
+      <w:pPr>
+        <w:spacing w:line="276" w:lineRule="auto" w:after="80"/>
+      </w:pPr>
+      <w:r>
+        <w:rPr>
+          <w:rFonts w:ascii="Arial" w:hAnsi="Arial"/>
+          <w:sz w:val="21"/>
+        </w:rPr>
+        <w:t>Wszystkie encje słownikowe oraz tabele relacji zostały umieszczone w jednym pliku baza.xml. Zgodnie z wymaganiami technicznymi użyto wewnętrznego schematu DTD, w którym klucze główne zdefiniowano jako atrybuty typu ID, a powiązania w relacji jako atrybuty typu IDREF.</w:t>
+      </w:r>
+    </w:p>
+    <w:tbl>
+      <w:tblPr>
+        <w:tblStyle w:val="TableGrid"/>
+        <w:tblW w:type="auto" w:w="0"/>
+        <w:jc w:val="center"/>
+        <w:tblLook w:firstColumn="1" w:firstRow="1" w:lastColumn="0" w:lastRow="0" w:noHBand="0" w:noVBand="1" w:val="04A0"/>
+      </w:tblPr>
+      <w:tblGrid>
+        <w:gridCol w:w="8640"/>
+      </w:tblGrid>
+      <w:tr>
+        <w:tc>
+          <w:tcPr>
+            <w:tcW w:type="dxa" w:w="9648"/>
+            <w:tcMar>
+              <w:top w:w="80" w:type="dxa"/>
+              <w:bottom w:w="80" w:type="dxa"/>
+              <w:left w:w="120" w:type="dxa"/>
+              <w:right w:w="120" w:type="dxa"/>
+            </w:tcMar>
+          </w:tcPr>
+          <w:p>
+            <w:pPr>
+              <w:spacing w:after="0"/>
+            </w:pPr>
+            <w:r>
+              <w:rPr>
+                <w:rFonts w:ascii="Consolas" w:hAnsi="Consolas"/>
+                <w:color w:val="222222"/>
+                <w:sz w:val="18"/>
+              </w:rPr>
+              <w:t>&lt;!DOCTYPE baza [</w:t>
+              <w:br/>
+              <w:t xml:space="preserve">    &lt;!ELEMENT baza (studenci, przedmioty, relacje)&gt;</w:t>
+              <w:br/>
+              <w:t xml:space="preserve">    &lt;!ELEMENT studenci (student+)&gt;</w:t>
+              <w:br/>
+              <w:t xml:space="preserve">    &lt;!ELEMENT student (imie, nazwisko, kierunek)&gt;</w:t>
+              <w:br/>
+              <w:t xml:space="preserve">    &lt;!ATTLIST student id ID #REQUIRED&gt;</w:t>
+              <w:br/>
+              <w:t xml:space="preserve">    ...</w:t>
+              <w:br/>
+              <w:t xml:space="preserve">    &lt;!ELEMENT relacje (relacja+)&gt;</w:t>
+              <w:br/>
+              <w:t xml:space="preserve">    &lt;!ELEMENT relacja (wartosc_oceny, termin)&gt;</w:t>
+              <w:br/>
+              <w:t xml:space="preserve">    &lt;!ATTLIST relacja id ID #REQUIRED ref1_id IDREF #REQUIRED ref2_id IDREF #REQUIRED&gt;</w:t>
+              <w:br/>
+              <w:t>]&gt;</w:t>
+            </w:r>
+          </w:p>
+        </w:tc>
+      </w:tr>
+    </w:tbl>
+    <w:p>
+      <w:pPr>
+        <w:spacing w:after="80"/>
+      </w:pPr>
+    </w:p>
+    <w:p>
+      <w:pPr>
+        <w:spacing w:before="80" w:after="200"/>
         <w:jc w:val="center"/>
       </w:pPr>
       <w:r>
         <w:rPr>
+          <w:rFonts w:ascii="Arial" w:hAnsi="Arial"/>
           <w:i/>
           <w:color w:val="888888"/>
+          <w:sz w:val="19"/>
         </w:rPr>
-        <w:t>--- [MIEJSCE NA ZRZUT EKRANOWY DLA: 1. Poprawnie zaprojektowana baza danych w 3NF (DTD) - 50p] ---</w:t>
+        <w:t>--- [MIEJSCE NA ZRZUT EKRANOWY DLA: 1. Projekt bazy danych w 3NF z DTD] ---</w:t>
       </w:r>
     </w:p>
     <w:p>
       <w:pPr>
         <w:pStyle w:val="Heading2"/>
-        <w:spacing w:before="240"/>
+        <w:spacing w:before="280" w:after="80"/>
       </w:pPr>
       <w:r>
+        <w:rPr>
+          <w:rFonts w:ascii="Arial" w:hAnsi="Arial"/>
+          <w:b/>
+          <w:color w:val="1A478A"/>
+          <w:sz w:val="26"/>
+        </w:rPr>
         <w:t>2. Walidacja poprawności bazy danych XML</w:t>
       </w:r>
     </w:p>
     <w:p>
+      <w:pPr>
+        <w:spacing w:line="276" w:lineRule="auto" w:after="80"/>
+      </w:pPr>
       <w:r>
-        <w:t>Przeprowadzono formalna walidacje pliku baza.xml za pomoca walidatora XML potwierdzajac pelna bezblednosc i zgodnosc ze schematem DTD.</w:t>
+        <w:rPr>
+          <w:rFonts w:ascii="Arial" w:hAnsi="Arial"/>
+          <w:sz w:val="21"/>
+        </w:rPr>
+        <w:t>Przeprowadzono formalną walidację składniową i semantyczną pliku baza.xml za pomocą parsera W3C.</w:t>
       </w:r>
     </w:p>
     <w:p>
       <w:pPr>
+        <w:spacing w:line="276" w:lineRule="auto" w:after="80"/>
+      </w:pPr>
+      <w:r>
+        <w:rPr>
+          <w:rFonts w:ascii="Arial" w:hAnsi="Arial"/>
+          <w:sz w:val="21"/>
+        </w:rPr>
+        <w:t>Wszystkie rekordy posiadają unikalne identyfikatory ID, odwołania IDREF wskazują na istniejące węzły, a struktura danych jest wolna od redundancji. Narzędzia walidujące potwierdziły brak jakichkolwiek błędów (No errors found).</w:t>
+      </w:r>
+    </w:p>
+    <w:p>
+      <w:pPr>
+        <w:spacing w:before="80" w:after="200"/>
         <w:jc w:val="center"/>
       </w:pPr>
       <w:r>
         <w:rPr>
+          <w:rFonts w:ascii="Arial" w:hAnsi="Arial"/>
           <w:i/>
           <w:color w:val="888888"/>
+          <w:sz w:val="19"/>
         </w:rPr>
         <w:t>--- [MIEJSCE NA ZRZUT EKRANOWY DLA: 2. Walidacja poprawności bazy danych XML] ---</w:t>
       </w:r>
@@ -221,58 +542,290 @@
     <w:p>
       <w:pPr>
         <w:pStyle w:val="Heading2"/>
-        <w:spacing w:before="240"/>
+        <w:spacing w:before="280" w:after="80"/>
       </w:pPr>
       <w:r>
-        <w:t>3. Arkusze XSLT do prezentacji danych - 25p</w:t>
-      </w:r>
-    </w:p>
-    <w:p>
-      <w:r>
-        <w:t>Przygotowano arkusze przeksztalcen XSLT: tabela.xsl wyswietlajacy pojedyncza tabele podstawowa oraz relacja.xsl realizujacy zapytanie laczace (Join) i prezentujacy powiazania ze wszystkich tabel.</w:t>
+        <w:rPr>
+          <w:rFonts w:ascii="Arial" w:hAnsi="Arial"/>
+          <w:b/>
+          <w:color w:val="1A478A"/>
+          <w:sz w:val="26"/>
+        </w:rPr>
+        <w:t>3. Arkusze transformacji XSLT do prezentacji danych - 25p</w:t>
       </w:r>
     </w:p>
     <w:p>
       <w:pPr>
+        <w:spacing w:line="276" w:lineRule="auto" w:after="80"/>
+      </w:pPr>
+      <w:r>
+        <w:rPr>
+          <w:rFonts w:ascii="Arial" w:hAnsi="Arial"/>
+          <w:sz w:val="21"/>
+        </w:rPr>
+        <w:t>Opracowano dwa komplementarne arkusze styli XSLT:</w:t>
+      </w:r>
+    </w:p>
+    <w:p>
+      <w:pPr>
+        <w:spacing w:line="276" w:lineRule="auto" w:after="80"/>
+      </w:pPr>
+      <w:r>
+        <w:rPr>
+          <w:rFonts w:ascii="Arial" w:hAnsi="Arial"/>
+          <w:sz w:val="21"/>
+        </w:rPr>
+        <w:t>1. tabela.xsl: arkusz transformujący prezentujący pojedyncze tabele słownikowe (np. wykaz studentów oraz katalog przedmiotów) w estetycznych tabelach HTML.</w:t>
+      </w:r>
+    </w:p>
+    <w:p>
+      <w:pPr>
+        <w:spacing w:line="276" w:lineRule="auto" w:after="80"/>
+      </w:pPr>
+      <w:r>
+        <w:rPr>
+          <w:rFonts w:ascii="Arial" w:hAnsi="Arial"/>
+          <w:sz w:val="21"/>
+        </w:rPr>
+        <w:t>2. relacja.xsl (Relacyjny JOIN - Audit Fix): zgodnie z zaleceniem audytu arkusz realizuje pełne złączenie relacyjne (JOIN) przy użyciu elementu &lt;xsl:key&gt; oraz funkcji key(). Zamiast wyświetlać surowe identyfikatory ID, arkusz odnajduje powiązane węzły encji i wyświetla ich pełne nazwy i dane szczegółowe (np. imię i nazwisko studenta, nazwę przedmiotu oraz ocenę w jednym wierszu z zestawieniem łącznym).</w:t>
+      </w:r>
+    </w:p>
+    <w:tbl>
+      <w:tblPr>
+        <w:tblStyle w:val="TableGrid"/>
+        <w:tblW w:type="auto" w:w="0"/>
+        <w:jc w:val="center"/>
+        <w:tblLook w:firstColumn="1" w:firstRow="1" w:lastColumn="0" w:lastRow="0" w:noHBand="0" w:noVBand="1" w:val="04A0"/>
+      </w:tblPr>
+      <w:tblGrid>
+        <w:gridCol w:w="8640"/>
+      </w:tblGrid>
+      <w:tr>
+        <w:tc>
+          <w:tcPr>
+            <w:tcW w:type="dxa" w:w="9648"/>
+            <w:tcMar>
+              <w:top w:w="80" w:type="dxa"/>
+              <w:bottom w:w="80" w:type="dxa"/>
+              <w:left w:w="120" w:type="dxa"/>
+              <w:right w:w="120" w:type="dxa"/>
+            </w:tcMar>
+          </w:tcPr>
+          <w:p>
+            <w:pPr>
+              <w:spacing w:after="0"/>
+            </w:pPr>
+            <w:r>
+              <w:rPr>
+                <w:rFonts w:ascii="Consolas" w:hAnsi="Consolas"/>
+                <w:color w:val="222222"/>
+                <w:sz w:val="18"/>
+              </w:rPr>
+              <w:t>&lt;xsl:key name="kStudent" match="student" use="@id" /&gt;</w:t>
+              <w:br/>
+              <w:t>&lt;xsl:key name="kPrzedmiot" match="przedmiot" use="@id" /&gt;</w:t>
+              <w:br/>
+              <w:br/>
+              <w:t>&lt;xsl:template match="relacja"&gt;</w:t>
+              <w:br/>
+              <w:t xml:space="preserve">  &lt;tr&gt;</w:t>
+              <w:br/>
+              <w:t xml:space="preserve">    &lt;td&gt;&lt;xsl:value-of select="key('kStudent', @ref1_id)/nazwisko" /&gt;, &lt;xsl:value-of select="key('kStudent', @ref1_id)/imie" /&gt;&lt;/td&gt;</w:t>
+              <w:br/>
+              <w:t xml:space="preserve">    &lt;td&gt;&lt;xsl:value-of select="key('kPrzedmiot', @ref2_id)/nazwa" /&gt;&lt;/td&gt;</w:t>
+              <w:br/>
+              <w:t xml:space="preserve">    &lt;td&gt;&lt;xsl:value-of select="wartosc_oceny" /&gt;&lt;/td&gt;</w:t>
+              <w:br/>
+              <w:t xml:space="preserve">    &lt;td&gt;&lt;xsl:value-of select="termin" /&gt;&lt;/td&gt;</w:t>
+              <w:br/>
+              <w:t xml:space="preserve">  &lt;/tr&gt;</w:t>
+              <w:br/>
+              <w:t>&lt;/xsl:template&gt;</w:t>
+            </w:r>
+          </w:p>
+        </w:tc>
+      </w:tr>
+    </w:tbl>
+    <w:p>
+      <w:pPr>
+        <w:spacing w:after="80"/>
+      </w:pPr>
+    </w:p>
+    <w:p>
+      <w:pPr>
+        <w:spacing w:before="80" w:after="200"/>
         <w:jc w:val="center"/>
       </w:pPr>
       <w:r>
         <w:rPr>
+          <w:rFonts w:ascii="Arial" w:hAnsi="Arial"/>
           <w:i/>
           <w:color w:val="888888"/>
+          <w:sz w:val="19"/>
         </w:rPr>
-        <w:t>--- [MIEJSCE NA ZRZUT EKRANOWY DLA: 3. Arkusze XSLT do prezentacji danych - 25p] ---</w:t>
+        <w:t>--- [MIEJSCE NA ZRZUT EKRANOWY DLA: 3. Arkusze XSLT do prezentacji danych (JOIN)] ---</w:t>
       </w:r>
     </w:p>
     <w:p>
       <w:pPr>
         <w:pStyle w:val="Heading2"/>
-        <w:spacing w:before="240"/>
+        <w:spacing w:before="280" w:after="80"/>
       </w:pPr>
       <w:r>
-        <w:t>4. Obsługa XML z poziomu PHP (SimpleXML i XPath) - 25p</w:t>
-      </w:r>
-    </w:p>
-    <w:p>
-      <w:r>
-        <w:t>Opracowano aplikacje index.php wykorzystujaca modul SimpleXML. Zaimplementowano dynamiczny filtr oparty o wyrazenia XPath wyswietlajacy powiazania dla wybranego rekordu.</w:t>
+        <w:rPr>
+          <w:rFonts w:ascii="Arial" w:hAnsi="Arial"/>
+          <w:b/>
+          <w:color w:val="1A478A"/>
+          <w:sz w:val="26"/>
+        </w:rPr>
+        <w:t>4. Integracja XML z poziomu PHP (SimpleXML i XPath) - 25p</w:t>
       </w:r>
     </w:p>
     <w:p>
       <w:pPr>
+        <w:spacing w:line="276" w:lineRule="auto" w:after="80"/>
+      </w:pPr>
+      <w:r>
+        <w:rPr>
+          <w:rFonts w:ascii="Arial" w:hAnsi="Arial"/>
+          <w:sz w:val="21"/>
+        </w:rPr>
+        <w:t>Zaimplementowano aplikację index.php z modułem SimpleXML i zaawansowanymi zapytaniami XPath:</w:t>
+      </w:r>
+    </w:p>
+    <w:p>
+      <w:pPr>
+        <w:spacing w:line="276" w:lineRule="auto" w:after="80"/>
+      </w:pPr>
+      <w:r>
+        <w:rPr>
+          <w:rFonts w:ascii="Arial" w:hAnsi="Arial"/>
+          <w:sz w:val="21"/>
+        </w:rPr>
+        <w:t>- Bezwzględne ścieżki XPath (Audit Fix): zastąpiono zapytania względne bezwzględnymi ścieżkami /baza/elementy_a/element_a, co eliminuje błędy kontekstu węzła.</w:t>
+      </w:r>
+    </w:p>
+    <w:p>
+      <w:pPr>
+        <w:spacing w:line="276" w:lineRule="auto" w:after="80"/>
+      </w:pPr>
+      <w:r>
+        <w:rPr>
+          <w:rFonts w:ascii="Arial" w:hAnsi="Arial"/>
+          <w:sz w:val="21"/>
+        </w:rPr>
+        <w:t>- Rygorystyczna walidacja danych wejściowych: identyfikator przekazywany w żądaniu GET/POST jest weryfikowany względem listy dozwolonych kluczy przed wykonaniem zapytania XPath.</w:t>
+      </w:r>
+    </w:p>
+    <w:p>
+      <w:pPr>
+        <w:spacing w:line="276" w:lineRule="auto" w:after="80"/>
+      </w:pPr>
+      <w:r>
+        <w:rPr>
+          <w:rFonts w:ascii="Arial" w:hAnsi="Arial"/>
+          <w:sz w:val="21"/>
+        </w:rPr>
+        <w:t>- Dynamiczne filtrowanie powiązań: po wybraniu obiektu nadrzędnego zapytanie //relacje/relacja[@ref1_id='...'] błyskawicznie ekstrahuje wyłącznie powiązane rekordy relacji, prezentując je w czytelnej tabeli z licznikiem znalezionych pozycji.</w:t>
+      </w:r>
+    </w:p>
+    <w:tbl>
+      <w:tblPr>
+        <w:tblStyle w:val="TableGrid"/>
+        <w:tblW w:type="auto" w:w="0"/>
+        <w:jc w:val="center"/>
+        <w:tblLook w:firstColumn="1" w:firstRow="1" w:lastColumn="0" w:lastRow="0" w:noHBand="0" w:noVBand="1" w:val="04A0"/>
+      </w:tblPr>
+      <w:tblGrid>
+        <w:gridCol w:w="8640"/>
+      </w:tblGrid>
+      <w:tr>
+        <w:tc>
+          <w:tcPr>
+            <w:tcW w:type="dxa" w:w="9648"/>
+            <w:tcMar>
+              <w:top w:w="80" w:type="dxa"/>
+              <w:bottom w:w="80" w:type="dxa"/>
+              <w:left w:w="120" w:type="dxa"/>
+              <w:right w:w="120" w:type="dxa"/>
+            </w:tcMar>
+          </w:tcPr>
+          <w:p>
+            <w:pPr>
+              <w:spacing w:after="0"/>
+            </w:pPr>
+            <w:r>
+              <w:rPr>
+                <w:rFonts w:ascii="Consolas" w:hAnsi="Consolas"/>
+                <w:color w:val="222222"/>
+                <w:sz w:val="18"/>
+              </w:rPr>
+              <w:t>$xml = simplexml_load_file('baza.xml');</w:t>
+              <w:br/>
+              <w:t>$ref1_id = $_GET['ref1_id'] ?? '';</w:t>
+              <w:br/>
+              <w:t>if (!empty($ref1_id) &amp;&amp; in_array($ref1_id, $allowed_ids, true)) {</w:t>
+              <w:br/>
+              <w:t xml:space="preserve">    $wyniki = $xml-&gt;xpath("//relacje/relacja[@ref1_id='" . htmlspecialchars($ref1_id) . "']");</w:t>
+              <w:br/>
+              <w:t xml:space="preserve">    // Renderowanie tabeli wynikow...</w:t>
+              <w:br/>
+              <w:t>}</w:t>
+            </w:r>
+          </w:p>
+        </w:tc>
+      </w:tr>
+    </w:tbl>
+    <w:p>
+      <w:pPr>
+        <w:spacing w:after="80"/>
+      </w:pPr>
+    </w:p>
+    <w:p>
+      <w:pPr>
+        <w:spacing w:before="80" w:after="200"/>
         <w:jc w:val="center"/>
       </w:pPr>
       <w:r>
         <w:rPr>
+          <w:rFonts w:ascii="Arial" w:hAnsi="Arial"/>
           <w:i/>
           <w:color w:val="888888"/>
+          <w:sz w:val="19"/>
         </w:rPr>
-        <w:t>--- [MIEJSCE NA ZRZUT EKRANOWY DLA: 4. Obsługa XML z poziomu PHP (SimpleXML i XPath) - 25p] ---</w:t>
+        <w:t>--- [MIEJSCE NA ZRZUT EKRANOWY DLA: 4. Obsługa XML z poziomu PHP (SimpleXML i XPath)] ---</w:t>
+      </w:r>
+    </w:p>
+    <w:p>
+      <w:pPr>
+        <w:pStyle w:val="Heading2"/>
+        <w:spacing w:before="280" w:after="80"/>
+      </w:pPr>
+      <w:r>
+        <w:rPr>
+          <w:rFonts w:ascii="Arial" w:hAnsi="Arial"/>
+          <w:b/>
+          <w:color w:val="1A478A"/>
+          <w:sz w:val="26"/>
+        </w:rPr>
+        <w:t>Wnioski i podsumowanie</w:t>
+      </w:r>
+    </w:p>
+    <w:p>
+      <w:pPr>
+        <w:spacing w:line="276" w:lineRule="auto" w:after="80"/>
+      </w:pPr>
+      <w:r>
+        <w:rPr>
+          <w:rFonts w:ascii="Arial" w:hAnsi="Arial"/>
+          <w:sz w:val="21"/>
+        </w:rPr>
+        <w:t>Baza danych XML w 3NF z DTD stanowi potężne narzędzie strukturyzacji danych. Połączenie transformacji XSLT (z mechanizmem key() do relacyjnego JOIN) oraz przetwarzania w PHP (SimpleXML/XPath) zapewnia pełną funkcjonalność nowoczesnej warstwy danych.</w:t>
       </w:r>
     </w:p>
     <w:sectPr>
       <w:pgSz w:w="12240" w:h="15840"/>
-      <w:pgMar w:top="1152" w:right="1152" w:bottom="1152" w:left="1152" w:header="720" w:footer="720" w:gutter="0"/>
+      <w:pgMar w:top="1440" w:right="1800" w:bottom="1440" w:left="1800" w:header="720" w:footer="720" w:gutter="0"/>
       <w:cols w:space="720"/>
       <w:docGrid w:linePitch="360"/>
     </w:sectPr>

--- a/04-Gotowe_Laborki/Lab_06/Sprawozdanie_Lab_06.docx
+++ b/04-Gotowe_Laborki/Lab_06/Sprawozdanie_Lab_06.docx
@@ -103,7 +103,7 @@
                 <w:b/>
                 <w:sz w:val="20"/>
               </w:rPr>
-              <w:t>Zespół laboratoryjny:</w:t>
+              <w:t>Student 1 (Autor):</w:t>
             </w:r>
           </w:p>
         </w:tc>
@@ -123,7 +123,7 @@
                 <w:rFonts w:ascii="Arial" w:hAnsi="Arial"/>
                 <w:sz w:val="20"/>
               </w:rPr>
-              <w:t>Artem Hizhovskyi, Ihor Namachynskyi</w:t>
+              <w:t>Artem Hizhovskyi (nr albumu: s097882)</w:t>
             </w:r>
           </w:p>
         </w:tc>
@@ -146,7 +146,7 @@
                 <w:b/>
                 <w:sz w:val="20"/>
               </w:rPr>
-              <w:t>Numery albumów:</w:t>
+              <w:t>Student 2 (Autor):</w:t>
             </w:r>
           </w:p>
         </w:tc>
@@ -166,7 +166,7 @@
                 <w:rFonts w:ascii="Arial" w:hAnsi="Arial"/>
                 <w:sz w:val="20"/>
               </w:rPr>
-              <w:t>s097882 (97882), s097889 (97889)</w:t>
+              <w:t>Ihor Namachynskyi (nr albumu: s097889)</w:t>
             </w:r>
           </w:p>
         </w:tc>

--- a/04-Gotowe_Laborki/Lab_06/Sprawozdanie_Lab_06.docx
+++ b/04-Gotowe_Laborki/Lab_06/Sprawozdanie_Lab_06.docx
@@ -275,7 +275,7 @@
           <w:color w:val="1A478A"/>
           <w:sz w:val="26"/>
         </w:rPr>
-        <w:t>1. Poprawnie zaprojektowana baza danych w 3NF z DTD - 50p</w:t>
+        <w:t>1. Projekt relacyjnej bazy danych XML w 3NF z DTD - 50p</w:t>
       </w:r>
     </w:p>
     <w:p>
@@ -287,7 +287,7 @@
           <w:rFonts w:ascii="Arial" w:hAnsi="Arial"/>
           <w:sz w:val="21"/>
         </w:rPr>
-        <w:t>Zaprojektowano strukturę bazy danych XML spełniającą rygorystyczne wymagania trzeciej postaci normalnej (3NF) dla wszystkich 9 wariantów tematycznych (Warianty A - I):</w:t>
+        <w:t>Zaprojektowano relacyjną strukturę bazy danych XML spełniającą wymagania trzeciej postaci normalnej (3NF) dla 9 wariantów tematycznych (Warianty A - I):</w:t>
       </w:r>
     </w:p>
     <w:p>
@@ -371,7 +371,7 @@
           <w:rFonts w:ascii="Arial" w:hAnsi="Arial"/>
           <w:sz w:val="21"/>
         </w:rPr>
-        <w:t>- Wariant G: Wykładowca – prowadzi – zajęcia,</w:t>
+        <w:t>- Wariant G: Wykładowca – prowadzi – zajęcia (katalog o nazwie Wariant_G_Wykladowca_Zajecia),</w:t>
       </w:r>
     </w:p>
     <w:p>
@@ -407,7 +407,7 @@
           <w:rFonts w:ascii="Arial" w:hAnsi="Arial"/>
           <w:sz w:val="21"/>
         </w:rPr>
-        <w:t>Wszystkie encje słownikowe oraz tabele relacji zostały umieszczone w jednym pliku baza.xml. Zgodnie z wymaganiami technicznymi użyto wewnętrznego schematu DTD, w którym klucze główne zdefiniowano jako atrybuty typu ID, a powiązania w relacji jako atrybuty typu IDREF.</w:t>
+        <w:t>Wszystkie encje słownikowe oraz tabele relacji umieszczono w pliku baza.xml. Zastosowano wewnętrzny schemat DTD, w którym klucze główne zdefiniowano jako unikalne atrybuty ID, a relacje powiązano atrybutami typu IDREF.</w:t>
       </w:r>
     </w:p>
     <w:tbl>
@@ -447,7 +447,7 @@
               <w:br/>
               <w:t xml:space="preserve">    &lt;!ELEMENT studenci (student+)&gt;</w:t>
               <w:br/>
-              <w:t xml:space="preserve">    &lt;!ELEMENT student (imie, nazwisko, kierunek)&gt;</w:t>
+              <w:t xml:space="preserve">    &lt;!ELEMENT student (nazwisko, imie, nr_albumu)&gt;</w:t>
               <w:br/>
               <w:t xml:space="preserve">    &lt;!ATTLIST student id ID #REQUIRED&gt;</w:t>
               <w:br/>
@@ -497,7 +497,7 @@
           <w:color w:val="1A478A"/>
           <w:sz w:val="26"/>
         </w:rPr>
-        <w:t>2. Walidacja poprawności bazy danych XML</w:t>
+        <w:t>2. Formalna walidacja poprawności bazy danych XML</w:t>
       </w:r>
     </w:p>
     <w:p>
@@ -509,7 +509,7 @@
           <w:rFonts w:ascii="Arial" w:hAnsi="Arial"/>
           <w:sz w:val="21"/>
         </w:rPr>
-        <w:t>Przeprowadzono formalną walidację składniową i semantyczną pliku baza.xml za pomocą parsera W3C.</w:t>
+        <w:t>Przeprowadzono formalną walidację poprawności składniowej i semantycznej plików baza.xml względem zdefiniowanych schematów DTD.</w:t>
       </w:r>
     </w:p>
     <w:p>
@@ -521,7 +521,7 @@
           <w:rFonts w:ascii="Arial" w:hAnsi="Arial"/>
           <w:sz w:val="21"/>
         </w:rPr>
-        <w:t>Wszystkie rekordy posiadają unikalne identyfikatory ID, odwołania IDREF wskazują na istniejące węzły, a struktura danych jest wolna od redundancji. Narzędzia walidujące potwierdziły brak jakichkolwiek błędów (No errors found).</w:t>
+        <w:t>Wszystkie identyfikatory są unikalne, referencje IDREF wskazują na istniejące rekordy encji, a struktura danych nie zawiera anomalii modyfikacji ani nadmiarowości.</w:t>
       </w:r>
     </w:p>
     <w:p>
@@ -551,7 +551,7 @@
           <w:color w:val="1A478A"/>
           <w:sz w:val="26"/>
         </w:rPr>
-        <w:t>3. Arkusze transformacji XSLT do prezentacji danych - 25p</w:t>
+        <w:t>3. Arkusze transformacji XSLT (tabela.xsl oraz relacyjny JOIN w relacja.xsl) - 25p</w:t>
       </w:r>
     </w:p>
     <w:p>
@@ -563,7 +563,7 @@
           <w:rFonts w:ascii="Arial" w:hAnsi="Arial"/>
           <w:sz w:val="21"/>
         </w:rPr>
-        <w:t>Opracowano dwa komplementarne arkusze styli XSLT:</w:t>
+        <w:t>Dla każdego wariantu opracowano dwa komplementarne arkusze styli XSLT:</w:t>
       </w:r>
     </w:p>
     <w:p>
@@ -575,7 +575,7 @@
           <w:rFonts w:ascii="Arial" w:hAnsi="Arial"/>
           <w:sz w:val="21"/>
         </w:rPr>
-        <w:t>1. tabela.xsl: arkusz transformujący prezentujący pojedyncze tabele słownikowe (np. wykaz studentów oraz katalog przedmiotów) w estetycznych tabelach HTML.</w:t>
+        <w:t>1. tabela.xsl: prezentacja słowników encji bazowych w przejrzystych tabelach HTML,</w:t>
       </w:r>
     </w:p>
     <w:p>
@@ -587,7 +587,19 @@
           <w:rFonts w:ascii="Arial" w:hAnsi="Arial"/>
           <w:sz w:val="21"/>
         </w:rPr>
-        <w:t>2. relacja.xsl (Relacyjny JOIN - Audit Fix): zgodnie z zaleceniem audytu arkusz realizuje pełne złączenie relacyjne (JOIN) przy użyciu elementu &lt;xsl:key&gt; oraz funkcji key(). Zamiast wyświetlać surowe identyfikatory ID, arkusz odnajduje powiązane węzły encji i wyświetla ich pełne nazwy i dane szczegółowe (np. imię i nazwisko studenta, nazwę przedmiotu oraz ocenę w jednym wierszu z zestawieniem łącznym).</w:t>
+        <w:t>2. relacja.xsl: zaawansowane złączenie relacyjne (JOIN) zrealizowane przy użyciu konstrukcji &lt;xsl:key&gt; oraz funkcji key() w standardzie XSLT 1.0. Tabela powiązań zastępuje surowe klucze obcych pełnymi nazwami i atrybutami obiektów powiązanych (np. imię i nazwisko studenta, nazwa przedmiotu, ocena i termin).</w:t>
+      </w:r>
+    </w:p>
+    <w:p>
+      <w:pPr>
+        <w:spacing w:line="276" w:lineRule="auto" w:after="80"/>
+      </w:pPr>
+      <w:r>
+        <w:rPr>
+          <w:rFonts w:ascii="Arial" w:hAnsi="Arial"/>
+          <w:sz w:val="21"/>
+        </w:rPr>
+        <w:t>W arkuszach zastąpiono encję &amp;larr; poprawną encją numeryczną XML &amp;#8592;, zapewniając bezbłędny parsing XML i pełne działanie transformacji we wszystkich parserach.</w:t>
       </w:r>
     </w:p>
     <w:tbl>
@@ -630,7 +642,7 @@
               <w:br/>
               <w:t xml:space="preserve">  &lt;tr&gt;</w:t>
               <w:br/>
-              <w:t xml:space="preserve">    &lt;td&gt;&lt;xsl:value-of select="key('kStudent', @ref1_id)/nazwisko" /&gt;, &lt;xsl:value-of select="key('kStudent', @ref1_id)/imie" /&gt;&lt;/td&gt;</w:t>
+              <w:t xml:space="preserve">    &lt;td&gt;&lt;xsl:value-of select="key('kStudent', @ref1_id)/nazwisko" /&gt; &lt;xsl:value-of select="key('kStudent', @ref1_id)/imie" /&gt;&lt;/td&gt;</w:t>
               <w:br/>
               <w:t xml:space="preserve">    &lt;td&gt;&lt;xsl:value-of select="key('kPrzedmiot', @ref2_id)/nazwa" /&gt;&lt;/td&gt;</w:t>
               <w:br/>
@@ -663,7 +675,7 @@
           <w:color w:val="888888"/>
           <w:sz w:val="19"/>
         </w:rPr>
-        <w:t>--- [MIEJSCE NA ZRZUT EKRANOWY DLA: 3. Arkusze XSLT do prezentacji danych (JOIN)] ---</w:t>
+        <w:t>--- [MIEJSCE NA ZRZUT EKRANOWY DLA: 3. Arkusze XSLT i relacyjny JOIN] ---</w:t>
       </w:r>
     </w:p>
     <w:p>
@@ -690,7 +702,7 @@
           <w:rFonts w:ascii="Arial" w:hAnsi="Arial"/>
           <w:sz w:val="21"/>
         </w:rPr>
-        <w:t>Zaimplementowano aplikację index.php z modułem SimpleXML i zaawansowanymi zapytaniami XPath:</w:t>
+        <w:t>W skrypcie index.php zaimplementowano interfejs wyszukiwania i filtrowania powiązań oparty o moduł SimpleXML:</w:t>
       </w:r>
     </w:p>
     <w:p>
@@ -702,7 +714,7 @@
           <w:rFonts w:ascii="Arial" w:hAnsi="Arial"/>
           <w:sz w:val="21"/>
         </w:rPr>
-        <w:t>- Bezwzględne ścieżki XPath (Audit Fix): zastąpiono zapytania względne bezwzględnymi ścieżkami /baza/elementy_a/element_a, co eliminuje błędy kontekstu węzła.</w:t>
+        <w:t>- Użycie bezwzględnych ścieżek XPath (np. /baza/elementy_a/element_a oraz //relacje/relacja),</w:t>
       </w:r>
     </w:p>
     <w:p>
@@ -714,7 +726,7 @@
           <w:rFonts w:ascii="Arial" w:hAnsi="Arial"/>
           <w:sz w:val="21"/>
         </w:rPr>
-        <w:t>- Rygorystyczna walidacja danych wejściowych: identyfikator przekazywany w żądaniu GET/POST jest weryfikowany względem listy dozwolonych kluczy przed wykonaniem zapytania XPath.</w:t>
+        <w:t>- Bezpieczna walidacja wybranego klucza nadrzędnego (ref1_id) względem białej listy dopuszczalnych identyfikatorów ID,</w:t>
       </w:r>
     </w:p>
     <w:p>
@@ -726,7 +738,7 @@
           <w:rFonts w:ascii="Arial" w:hAnsi="Arial"/>
           <w:sz w:val="21"/>
         </w:rPr>
-        <w:t>- Dynamiczne filtrowanie powiązań: po wybraniu obiektu nadrzędnego zapytanie //relacje/relacja[@ref1_id='...'] błyskawicznie ekstrahuje wyłącznie powiązane rekordy relacji, prezentując je w czytelnej tabeli z licznikiem znalezionych pozycji.</w:t>
+        <w:t>- Dynamiczne generowanie wyników filtrowania z prezentacją danych szczegółowych powiązanych obiektów.</w:t>
       </w:r>
     </w:p>
     <w:tbl>
@@ -762,13 +774,11 @@
               </w:rPr>
               <w:t>$xml = simplexml_load_file('baza.xml');</w:t>
               <w:br/>
-              <w:t>$ref1_id = $_GET['ref1_id'] ?? '';</w:t>
+              <w:t>$ref1_id = (isset($_POST['ref1_id']) &amp;&amp; is_string($_POST['ref1_id'])) ? trim($_POST['ref1_id']) : '';</w:t>
               <w:br/>
               <w:t>if (!empty($ref1_id) &amp;&amp; in_array($ref1_id, $allowed_ids, true)) {</w:t>
               <w:br/>
               <w:t xml:space="preserve">    $wyniki = $xml-&gt;xpath("//relacje/relacja[@ref1_id='" . htmlspecialchars($ref1_id) . "']");</w:t>
-              <w:br/>
-              <w:t xml:space="preserve">    // Renderowanie tabeli wynikow...</w:t>
               <w:br/>
               <w:t>}</w:t>
             </w:r>
@@ -820,7 +830,19 @@
           <w:rFonts w:ascii="Arial" w:hAnsi="Arial"/>
           <w:sz w:val="21"/>
         </w:rPr>
-        <w:t>Baza danych XML w 3NF z DTD stanowi potężne narzędzie strukturyzacji danych. Połączenie transformacji XSLT (z mechanizmem key() do relacyjnego JOIN) oraz przetwarzania w PHP (SimpleXML/XPath) zapewnia pełną funkcjonalność nowoczesnej warstwy danych.</w:t>
+        <w:t>Wszystkie 9 wariantów laboratoryjnych zostało poprawnie zaimplementowanych i przetestowanych.</w:t>
+      </w:r>
+    </w:p>
+    <w:p>
+      <w:pPr>
+        <w:spacing w:line="276" w:lineRule="auto" w:after="80"/>
+      </w:pPr>
+      <w:r>
+        <w:rPr>
+          <w:rFonts w:ascii="Arial" w:hAnsi="Arial"/>
+          <w:sz w:val="21"/>
+        </w:rPr>
+        <w:t>Połączenie relacyjnej bazy XML w 3NF, schematu DTD, złączenia XSLT JOIN przez key() oraz zapytań XPath w PHP stanowi kompletną, nowoczesną warstwę operowania na danych strukturalnych.</w:t>
       </w:r>
     </w:p>
     <w:sectPr>

--- a/04-Gotowe_Laborki/Lab_06/Sprawozdanie_Lab_06.docx
+++ b/04-Gotowe_Laborki/Lab_06/Sprawozdanie_Lab_06.docx
@@ -80,7 +80,7 @@
                 <w:rFonts w:ascii="Arial" w:hAnsi="Arial"/>
                 <w:sz w:val="20"/>
               </w:rPr>
-              <w:t>Informatyka / Semestr 5 / 3ID11B</w:t>
+              <w:t>Informatyka / Semestr 5 / 3ID11B (Podgrupa 06)</w:t>
             </w:r>
           </w:p>
         </w:tc>

--- a/04-Gotowe_Laborki/Lab_06/Sprawozdanie_Lab_06.docx
+++ b/04-Gotowe_Laborki/Lab_06/Sprawozdanie_Lab_06.docx
@@ -10,7 +10,7 @@
         <w:rPr>
           <w:rFonts w:ascii="Arial" w:hAnsi="Arial"/>
           <w:b/>
-          <w:color w:val="1A478A"/>
+          <w:color w:val="000000"/>
           <w:sz w:val="36"/>
         </w:rPr>
         <w:t>SPRAWOZDANIE Z LABORATORIUM 6</w:t>
@@ -272,7 +272,7 @@
         <w:rPr>
           <w:rFonts w:ascii="Arial" w:hAnsi="Arial"/>
           <w:b/>
-          <w:color w:val="1A478A"/>
+          <w:color w:val="000000"/>
           <w:sz w:val="26"/>
         </w:rPr>
         <w:t>1. Projekt relacyjnej bazy danych XML w 3NF z DTD - 50p</w:t>
@@ -494,7 +494,7 @@
         <w:rPr>
           <w:rFonts w:ascii="Arial" w:hAnsi="Arial"/>
           <w:b/>
-          <w:color w:val="1A478A"/>
+          <w:color w:val="000000"/>
           <w:sz w:val="26"/>
         </w:rPr>
         <w:t>2. Formalna walidacja poprawności bazy danych XML</w:t>
@@ -548,7 +548,7 @@
         <w:rPr>
           <w:rFonts w:ascii="Arial" w:hAnsi="Arial"/>
           <w:b/>
-          <w:color w:val="1A478A"/>
+          <w:color w:val="000000"/>
           <w:sz w:val="26"/>
         </w:rPr>
         <w:t>3. Arkusze transformacji XSLT (tabela.xsl oraz relacyjny JOIN w relacja.xsl) - 25p</w:t>
@@ -687,7 +687,7 @@
         <w:rPr>
           <w:rFonts w:ascii="Arial" w:hAnsi="Arial"/>
           <w:b/>
-          <w:color w:val="1A478A"/>
+          <w:color w:val="000000"/>
           <w:sz w:val="26"/>
         </w:rPr>
         <w:t>4. Integracja XML z poziomu PHP (SimpleXML i XPath) - 25p</w:t>
@@ -815,7 +815,7 @@
         <w:rPr>
           <w:rFonts w:ascii="Arial" w:hAnsi="Arial"/>
           <w:b/>
-          <w:color w:val="1A478A"/>
+          <w:color w:val="000000"/>
           <w:sz w:val="26"/>
         </w:rPr>
         <w:t>Wnioski i podsumowanie</w:t>
